--- a/JOB ROSTER.docx
+++ b/JOB ROSTER.docx
@@ -46,7 +46,7 @@
           <w:left w:w="10" w:type="dxa"/>
           <w:right w:w="10" w:type="dxa"/>
         </w:tblCellMar>
-        <w:tblLook w:val="04A0" w:firstRow="1" w:lastRow="0" w:firstColumn="1" w:lastColumn="0" w:noHBand="0" w:noVBand="1"/>
+        <w:tblLook w:val="07E0" w:firstRow="1" w:lastRow="1" w:firstColumn="1" w:lastColumn="1" w:noHBand="1" w:noVBand="1"/>
       </w:tblPr>
       <w:tblGrid>
         <w:gridCol w:w="677"/>
@@ -840,6 +840,1379 @@
       </w:r>
       <w:r>
         <w:t>Functional Requirements and Non-Functional Requirements are discussed and implemented jointly by the whole team, not separately for an individual.</w:t>
+      </w:r>
+    </w:p>
+    <w:p/>
+    <w:p/>
+    <w:p>
+      <w:r>
+        <w:rPr>
+          <w:b/>
+          <w:bCs/>
+          <w:sz w:val="32"/>
+          <w:szCs w:val="32"/>
+        </w:rPr>
+        <w:t>STAGE 3 – IMPLEMENTATION ASSIGNMENT</w:t>
+      </w:r>
+    </w:p>
+    <w:p>
+      <w:r>
+        <w:t xml:space="preserve"> </w:t>
+      </w:r>
+    </w:p>
+    <w:p>
+      <w:pPr>
+        <w:spacing w:after="100"/>
+        <w:jc w:val="center"/>
+      </w:pPr>
+      <w:r>
+        <w:rPr>
+          <w:b/>
+          <w:bCs/>
+        </w:rPr>
+        <w:t>Project: Phone Book Management System — Group 4</w:t>
+      </w:r>
+    </w:p>
+    <w:p>
+      <w:pPr>
+        <w:spacing w:after="250"/>
+        <w:jc w:val="center"/>
+      </w:pPr>
+      <w:r>
+        <w:rPr>
+          <w:i/>
+          <w:iCs/>
+        </w:rPr>
+        <w:t>Technical direction: C++ (console application) + MySQL database, theo đúng Development requirement đã đặc tả.</w:t>
+      </w:r>
+    </w:p>
+    <w:tbl>
+      <w:tblPr>
+        <w:tblW w:w="10890" w:type="dxa"/>
+        <w:tblInd w:w="-820" w:type="dxa"/>
+        <w:tblBorders>
+          <w:top w:val="single" w:sz="8" w:space="0" w:color="auto"/>
+          <w:left w:val="single" w:sz="8" w:space="0" w:color="auto"/>
+          <w:bottom w:val="single" w:sz="8" w:space="0" w:color="auto"/>
+          <w:right w:val="single" w:sz="8" w:space="0" w:color="auto"/>
+          <w:insideH w:val="single" w:sz="8" w:space="0" w:color="auto"/>
+          <w:insideV w:val="single" w:sz="8" w:space="0" w:color="auto"/>
+        </w:tblBorders>
+        <w:tblLayout w:type="fixed"/>
+        <w:tblLook w:val="04A0" w:firstRow="1" w:lastRow="0" w:firstColumn="1" w:lastColumn="0" w:noHBand="0" w:noVBand="1"/>
+      </w:tblPr>
+      <w:tblGrid>
+        <w:gridCol w:w="720"/>
+        <w:gridCol w:w="2160"/>
+        <w:gridCol w:w="1530"/>
+        <w:gridCol w:w="1710"/>
+        <w:gridCol w:w="4770"/>
+      </w:tblGrid>
+      <w:tr>
+        <w:tc>
+          <w:tcPr>
+            <w:tcW w:w="720" w:type="dxa"/>
+            <w:tcBorders>
+              <w:top w:val="single" w:sz="8" w:space="0" w:color="auto"/>
+              <w:left w:val="single" w:sz="8" w:space="0" w:color="auto"/>
+              <w:bottom w:val="single" w:sz="8" w:space="0" w:color="auto"/>
+              <w:right w:val="single" w:sz="8" w:space="0" w:color="auto"/>
+            </w:tcBorders>
+            <w:shd w:val="clear" w:color="auto" w:fill="4472C4"/>
+            <w:tcMar>
+              <w:left w:w="10" w:type="dxa"/>
+              <w:right w:w="10" w:type="dxa"/>
+            </w:tcMar>
+          </w:tcPr>
+          <w:p>
+            <w:pPr>
+              <w:jc w:val="center"/>
+              <w:rPr>
+                <w:color w:val="FFFFFF" w:themeColor="background1"/>
+              </w:rPr>
+            </w:pPr>
+            <w:r>
+              <w:rPr>
+                <w:b/>
+                <w:bCs/>
+                <w:color w:val="FFFFFF" w:themeColor="background1"/>
+              </w:rPr>
+              <w:t>STT</w:t>
+            </w:r>
+          </w:p>
+        </w:tc>
+        <w:tc>
+          <w:tcPr>
+            <w:tcW w:w="2160" w:type="dxa"/>
+            <w:tcBorders>
+              <w:top w:val="single" w:sz="8" w:space="0" w:color="auto"/>
+              <w:bottom w:val="single" w:sz="8" w:space="0" w:color="auto"/>
+              <w:right w:val="single" w:sz="8" w:space="0" w:color="auto"/>
+            </w:tcBorders>
+            <w:shd w:val="clear" w:color="auto" w:fill="4472C4"/>
+            <w:tcMar>
+              <w:left w:w="10" w:type="dxa"/>
+              <w:right w:w="10" w:type="dxa"/>
+            </w:tcMar>
+          </w:tcPr>
+          <w:p>
+            <w:pPr>
+              <w:jc w:val="center"/>
+              <w:rPr>
+                <w:color w:val="FFFFFF" w:themeColor="background1"/>
+              </w:rPr>
+            </w:pPr>
+            <w:r>
+              <w:rPr>
+                <w:b/>
+                <w:bCs/>
+                <w:color w:val="FFFFFF" w:themeColor="background1"/>
+              </w:rPr>
+              <w:t>Full name</w:t>
+            </w:r>
+          </w:p>
+        </w:tc>
+        <w:tc>
+          <w:tcPr>
+            <w:tcW w:w="1530" w:type="dxa"/>
+            <w:tcBorders>
+              <w:top w:val="single" w:sz="8" w:space="0" w:color="auto"/>
+              <w:bottom w:val="single" w:sz="8" w:space="0" w:color="auto"/>
+              <w:right w:val="single" w:sz="8" w:space="0" w:color="auto"/>
+            </w:tcBorders>
+            <w:shd w:val="clear" w:color="auto" w:fill="4472C4"/>
+            <w:tcMar>
+              <w:left w:w="10" w:type="dxa"/>
+              <w:right w:w="10" w:type="dxa"/>
+            </w:tcMar>
+          </w:tcPr>
+          <w:p>
+            <w:pPr>
+              <w:jc w:val="center"/>
+              <w:rPr>
+                <w:color w:val="FFFFFF" w:themeColor="background1"/>
+              </w:rPr>
+            </w:pPr>
+            <w:r>
+              <w:rPr>
+                <w:b/>
+                <w:bCs/>
+                <w:color w:val="FFFFFF" w:themeColor="background1"/>
+              </w:rPr>
+              <w:t>MSSV</w:t>
+            </w:r>
+          </w:p>
+        </w:tc>
+        <w:tc>
+          <w:tcPr>
+            <w:tcW w:w="1710" w:type="dxa"/>
+            <w:tcBorders>
+              <w:top w:val="single" w:sz="8" w:space="0" w:color="auto"/>
+              <w:bottom w:val="single" w:sz="8" w:space="0" w:color="auto"/>
+              <w:right w:val="single" w:sz="8" w:space="0" w:color="auto"/>
+            </w:tcBorders>
+            <w:shd w:val="clear" w:color="auto" w:fill="4472C4"/>
+            <w:tcMar>
+              <w:left w:w="10" w:type="dxa"/>
+              <w:right w:w="10" w:type="dxa"/>
+            </w:tcMar>
+          </w:tcPr>
+          <w:p>
+            <w:pPr>
+              <w:jc w:val="center"/>
+              <w:rPr>
+                <w:color w:val="FFFFFF" w:themeColor="background1"/>
+              </w:rPr>
+            </w:pPr>
+            <w:r>
+              <w:rPr>
+                <w:b/>
+                <w:bCs/>
+                <w:color w:val="FFFFFF" w:themeColor="background1"/>
+              </w:rPr>
+              <w:t>Module phụ trách</w:t>
+            </w:r>
+          </w:p>
+        </w:tc>
+        <w:tc>
+          <w:tcPr>
+            <w:tcW w:w="4770" w:type="dxa"/>
+            <w:tcBorders>
+              <w:top w:val="single" w:sz="8" w:space="0" w:color="auto"/>
+              <w:bottom w:val="single" w:sz="8" w:space="0" w:color="auto"/>
+              <w:right w:val="single" w:sz="8" w:space="0" w:color="auto"/>
+            </w:tcBorders>
+            <w:shd w:val="clear" w:color="auto" w:fill="4472C4"/>
+            <w:tcMar>
+              <w:left w:w="10" w:type="dxa"/>
+              <w:right w:w="10" w:type="dxa"/>
+            </w:tcMar>
+          </w:tcPr>
+          <w:p>
+            <w:pPr>
+              <w:jc w:val="center"/>
+              <w:rPr>
+                <w:color w:val="FFFFFF" w:themeColor="background1"/>
+              </w:rPr>
+            </w:pPr>
+            <w:r>
+              <w:rPr>
+                <w:b/>
+                <w:bCs/>
+                <w:color w:val="FFFFFF" w:themeColor="background1"/>
+              </w:rPr>
+              <w:t>Nội dung chính</w:t>
+            </w:r>
+          </w:p>
+        </w:tc>
+      </w:tr>
+      <w:tr>
+        <w:trPr>
+          <w:trHeight w:val="853"/>
+        </w:trPr>
+        <w:tc>
+          <w:tcPr>
+            <w:tcW w:w="720" w:type="dxa"/>
+            <w:tcBorders>
+              <w:left w:val="single" w:sz="8" w:space="0" w:color="auto"/>
+              <w:bottom w:val="single" w:sz="8" w:space="0" w:color="auto"/>
+              <w:right w:val="single" w:sz="8" w:space="0" w:color="auto"/>
+            </w:tcBorders>
+            <w:tcMar>
+              <w:left w:w="10" w:type="dxa"/>
+              <w:right w:w="10" w:type="dxa"/>
+            </w:tcMar>
+          </w:tcPr>
+          <w:p>
+            <w:pPr>
+              <w:jc w:val="center"/>
+            </w:pPr>
+            <w:r>
+              <w:t>1</w:t>
+            </w:r>
+          </w:p>
+        </w:tc>
+        <w:tc>
+          <w:tcPr>
+            <w:tcW w:w="2160" w:type="dxa"/>
+            <w:tcBorders>
+              <w:bottom w:val="single" w:sz="8" w:space="0" w:color="auto"/>
+              <w:right w:val="single" w:sz="8" w:space="0" w:color="auto"/>
+            </w:tcBorders>
+            <w:tcMar>
+              <w:left w:w="10" w:type="dxa"/>
+              <w:right w:w="10" w:type="dxa"/>
+            </w:tcMar>
+          </w:tcPr>
+          <w:p>
+            <w:r>
+              <w:t>Nguyen Thi Thuy Linh (Team Leader)</w:t>
+            </w:r>
+          </w:p>
+        </w:tc>
+        <w:tc>
+          <w:tcPr>
+            <w:tcW w:w="1530" w:type="dxa"/>
+            <w:tcBorders>
+              <w:bottom w:val="single" w:sz="8" w:space="0" w:color="auto"/>
+              <w:right w:val="single" w:sz="8" w:space="0" w:color="auto"/>
+            </w:tcBorders>
+            <w:tcMar>
+              <w:left w:w="10" w:type="dxa"/>
+              <w:right w:w="10" w:type="dxa"/>
+            </w:tcMar>
+          </w:tcPr>
+          <w:p>
+            <w:pPr>
+              <w:jc w:val="center"/>
+            </w:pPr>
+            <w:r>
+              <w:t>051307007285</w:t>
+            </w:r>
+          </w:p>
+        </w:tc>
+        <w:tc>
+          <w:tcPr>
+            <w:tcW w:w="1710" w:type="dxa"/>
+            <w:tcBorders>
+              <w:bottom w:val="single" w:sz="8" w:space="0" w:color="auto"/>
+              <w:right w:val="single" w:sz="8" w:space="0" w:color="auto"/>
+            </w:tcBorders>
+            <w:tcMar>
+              <w:left w:w="10" w:type="dxa"/>
+              <w:right w:w="10" w:type="dxa"/>
+            </w:tcMar>
+          </w:tcPr>
+          <w:p>
+            <w:r>
+              <w:rPr>
+                <w:b/>
+                <w:bCs/>
+              </w:rPr>
+              <w:t>Database Layer &amp; Kết nối CSDL</w:t>
+            </w:r>
+          </w:p>
+        </w:tc>
+        <w:tc>
+          <w:tcPr>
+            <w:tcW w:w="4770" w:type="dxa"/>
+            <w:tcBorders>
+              <w:bottom w:val="single" w:sz="8" w:space="0" w:color="auto"/>
+              <w:right w:val="single" w:sz="8" w:space="0" w:color="auto"/>
+            </w:tcBorders>
+            <w:tcMar>
+              <w:left w:w="10" w:type="dxa"/>
+              <w:right w:w="10" w:type="dxa"/>
+            </w:tcMar>
+          </w:tcPr>
+          <w:p>
+            <w:r>
+              <w:t>Thiết kế, khởi tạo cơ sở dữ liệu MySQL theo Data Model đã duyệt; xây dựng module kết nối (DB Connector) và các hàm CRUD dùng chung cho toàn hệ thống.</w:t>
+            </w:r>
+          </w:p>
+        </w:tc>
+      </w:tr>
+      <w:tr>
+        <w:trPr>
+          <w:trHeight w:val="862"/>
+        </w:trPr>
+        <w:tc>
+          <w:tcPr>
+            <w:tcW w:w="720" w:type="dxa"/>
+            <w:tcBorders>
+              <w:left w:val="single" w:sz="8" w:space="0" w:color="auto"/>
+              <w:bottom w:val="single" w:sz="8" w:space="0" w:color="auto"/>
+              <w:right w:val="single" w:sz="8" w:space="0" w:color="auto"/>
+            </w:tcBorders>
+            <w:tcMar>
+              <w:left w:w="10" w:type="dxa"/>
+              <w:right w:w="10" w:type="dxa"/>
+            </w:tcMar>
+          </w:tcPr>
+          <w:p>
+            <w:pPr>
+              <w:jc w:val="center"/>
+            </w:pPr>
+            <w:r>
+              <w:t>2</w:t>
+            </w:r>
+          </w:p>
+        </w:tc>
+        <w:tc>
+          <w:tcPr>
+            <w:tcW w:w="2160" w:type="dxa"/>
+            <w:tcBorders>
+              <w:bottom w:val="single" w:sz="8" w:space="0" w:color="auto"/>
+              <w:right w:val="single" w:sz="8" w:space="0" w:color="auto"/>
+            </w:tcBorders>
+            <w:tcMar>
+              <w:left w:w="10" w:type="dxa"/>
+              <w:right w:w="10" w:type="dxa"/>
+            </w:tcMar>
+          </w:tcPr>
+          <w:p>
+            <w:r>
+              <w:t>Quach Phu Sang</w:t>
+            </w:r>
+          </w:p>
+        </w:tc>
+        <w:tc>
+          <w:tcPr>
+            <w:tcW w:w="1530" w:type="dxa"/>
+            <w:tcBorders>
+              <w:bottom w:val="single" w:sz="8" w:space="0" w:color="auto"/>
+              <w:right w:val="single" w:sz="8" w:space="0" w:color="auto"/>
+            </w:tcBorders>
+            <w:tcMar>
+              <w:left w:w="10" w:type="dxa"/>
+              <w:right w:w="10" w:type="dxa"/>
+            </w:tcMar>
+          </w:tcPr>
+          <w:p>
+            <w:pPr>
+              <w:jc w:val="center"/>
+            </w:pPr>
+            <w:r>
+              <w:t>067207005497</w:t>
+            </w:r>
+          </w:p>
+        </w:tc>
+        <w:tc>
+          <w:tcPr>
+            <w:tcW w:w="1710" w:type="dxa"/>
+            <w:tcBorders>
+              <w:bottom w:val="single" w:sz="8" w:space="0" w:color="auto"/>
+              <w:right w:val="single" w:sz="8" w:space="0" w:color="auto"/>
+            </w:tcBorders>
+            <w:tcMar>
+              <w:left w:w="10" w:type="dxa"/>
+              <w:right w:w="10" w:type="dxa"/>
+            </w:tcMar>
+          </w:tcPr>
+          <w:p>
+            <w:r>
+              <w:rPr>
+                <w:b/>
+                <w:bCs/>
+              </w:rPr>
+              <w:t>Account Management Module</w:t>
+            </w:r>
+          </w:p>
+        </w:tc>
+        <w:tc>
+          <w:tcPr>
+            <w:tcW w:w="4770" w:type="dxa"/>
+            <w:tcBorders>
+              <w:bottom w:val="single" w:sz="8" w:space="0" w:color="auto"/>
+              <w:right w:val="single" w:sz="8" w:space="0" w:color="auto"/>
+            </w:tcBorders>
+            <w:tcMar>
+              <w:left w:w="10" w:type="dxa"/>
+              <w:right w:w="10" w:type="dxa"/>
+            </w:tcMar>
+          </w:tcPr>
+          <w:p>
+            <w:r>
+              <w:t>Cài đặt chức năng đăng ký, đăng nhập, đổi mật khẩu, đăng xuất; kiểm tra tính hợp lệ của thông tin tài khoản (username, email, mật khẩu).</w:t>
+            </w:r>
+          </w:p>
+        </w:tc>
+      </w:tr>
+      <w:tr>
+        <w:trPr>
+          <w:trHeight w:val="898"/>
+        </w:trPr>
+        <w:tc>
+          <w:tcPr>
+            <w:tcW w:w="720" w:type="dxa"/>
+            <w:tcBorders>
+              <w:left w:val="single" w:sz="8" w:space="0" w:color="auto"/>
+              <w:bottom w:val="single" w:sz="8" w:space="0" w:color="auto"/>
+              <w:right w:val="single" w:sz="8" w:space="0" w:color="auto"/>
+            </w:tcBorders>
+            <w:tcMar>
+              <w:left w:w="10" w:type="dxa"/>
+              <w:right w:w="10" w:type="dxa"/>
+            </w:tcMar>
+          </w:tcPr>
+          <w:p>
+            <w:pPr>
+              <w:jc w:val="center"/>
+            </w:pPr>
+            <w:r>
+              <w:t>3</w:t>
+            </w:r>
+          </w:p>
+        </w:tc>
+        <w:tc>
+          <w:tcPr>
+            <w:tcW w:w="2160" w:type="dxa"/>
+            <w:tcBorders>
+              <w:bottom w:val="single" w:sz="8" w:space="0" w:color="auto"/>
+              <w:right w:val="single" w:sz="8" w:space="0" w:color="auto"/>
+            </w:tcBorders>
+            <w:tcMar>
+              <w:left w:w="10" w:type="dxa"/>
+              <w:right w:w="10" w:type="dxa"/>
+            </w:tcMar>
+          </w:tcPr>
+          <w:p>
+            <w:r>
+              <w:t>Nguyen Thanh Bao Huy</w:t>
+            </w:r>
+          </w:p>
+        </w:tc>
+        <w:tc>
+          <w:tcPr>
+            <w:tcW w:w="1530" w:type="dxa"/>
+            <w:tcBorders>
+              <w:bottom w:val="single" w:sz="8" w:space="0" w:color="auto"/>
+              <w:right w:val="single" w:sz="8" w:space="0" w:color="auto"/>
+            </w:tcBorders>
+            <w:tcMar>
+              <w:left w:w="10" w:type="dxa"/>
+              <w:right w:w="10" w:type="dxa"/>
+            </w:tcMar>
+          </w:tcPr>
+          <w:p>
+            <w:pPr>
+              <w:jc w:val="center"/>
+            </w:pPr>
+            <w:r>
+              <w:t>058206006986</w:t>
+            </w:r>
+          </w:p>
+        </w:tc>
+        <w:tc>
+          <w:tcPr>
+            <w:tcW w:w="1710" w:type="dxa"/>
+            <w:tcBorders>
+              <w:bottom w:val="single" w:sz="8" w:space="0" w:color="auto"/>
+              <w:right w:val="single" w:sz="8" w:space="0" w:color="auto"/>
+            </w:tcBorders>
+            <w:tcMar>
+              <w:left w:w="10" w:type="dxa"/>
+              <w:right w:w="10" w:type="dxa"/>
+            </w:tcMar>
+          </w:tcPr>
+          <w:p>
+            <w:r>
+              <w:rPr>
+                <w:b/>
+                <w:bCs/>
+              </w:rPr>
+              <w:t>Contact &amp; Group Management Module</w:t>
+            </w:r>
+          </w:p>
+        </w:tc>
+        <w:tc>
+          <w:tcPr>
+            <w:tcW w:w="4770" w:type="dxa"/>
+            <w:tcBorders>
+              <w:bottom w:val="single" w:sz="8" w:space="0" w:color="auto"/>
+              <w:right w:val="single" w:sz="8" w:space="0" w:color="auto"/>
+            </w:tcBorders>
+            <w:tcMar>
+              <w:left w:w="10" w:type="dxa"/>
+              <w:right w:w="10" w:type="dxa"/>
+            </w:tcMar>
+          </w:tcPr>
+          <w:p>
+            <w:r>
+              <w:t>Cài đặt thêm/sửa/xoá liên hệ, quản lý nhóm, gán liên hệ vào nhóm; xử lý kiểm tra trùng số điện thoại/trùng tên liên hệ theo góp ý của cô.</w:t>
+            </w:r>
+          </w:p>
+        </w:tc>
+      </w:tr>
+      <w:tr>
+        <w:trPr>
+          <w:trHeight w:val="871"/>
+        </w:trPr>
+        <w:tc>
+          <w:tcPr>
+            <w:tcW w:w="720" w:type="dxa"/>
+            <w:tcBorders>
+              <w:left w:val="single" w:sz="8" w:space="0" w:color="auto"/>
+              <w:bottom w:val="single" w:sz="8" w:space="0" w:color="auto"/>
+              <w:right w:val="single" w:sz="8" w:space="0" w:color="auto"/>
+            </w:tcBorders>
+            <w:tcMar>
+              <w:left w:w="10" w:type="dxa"/>
+              <w:right w:w="10" w:type="dxa"/>
+            </w:tcMar>
+          </w:tcPr>
+          <w:p>
+            <w:pPr>
+              <w:jc w:val="center"/>
+            </w:pPr>
+            <w:r>
+              <w:t>4</w:t>
+            </w:r>
+          </w:p>
+        </w:tc>
+        <w:tc>
+          <w:tcPr>
+            <w:tcW w:w="2160" w:type="dxa"/>
+            <w:tcBorders>
+              <w:bottom w:val="single" w:sz="8" w:space="0" w:color="auto"/>
+              <w:right w:val="single" w:sz="8" w:space="0" w:color="auto"/>
+            </w:tcBorders>
+            <w:tcMar>
+              <w:left w:w="10" w:type="dxa"/>
+              <w:right w:w="10" w:type="dxa"/>
+            </w:tcMar>
+          </w:tcPr>
+          <w:p>
+            <w:r>
+              <w:t>Ngo Thi My Uyen</w:t>
+            </w:r>
+          </w:p>
+        </w:tc>
+        <w:tc>
+          <w:tcPr>
+            <w:tcW w:w="1530" w:type="dxa"/>
+            <w:tcBorders>
+              <w:bottom w:val="single" w:sz="8" w:space="0" w:color="auto"/>
+              <w:right w:val="single" w:sz="8" w:space="0" w:color="auto"/>
+            </w:tcBorders>
+            <w:tcMar>
+              <w:left w:w="10" w:type="dxa"/>
+              <w:right w:w="10" w:type="dxa"/>
+            </w:tcMar>
+          </w:tcPr>
+          <w:p>
+            <w:pPr>
+              <w:jc w:val="center"/>
+            </w:pPr>
+            <w:r>
+              <w:t>075307007784</w:t>
+            </w:r>
+          </w:p>
+        </w:tc>
+        <w:tc>
+          <w:tcPr>
+            <w:tcW w:w="1710" w:type="dxa"/>
+            <w:tcBorders>
+              <w:bottom w:val="single" w:sz="8" w:space="0" w:color="auto"/>
+              <w:right w:val="single" w:sz="8" w:space="0" w:color="auto"/>
+            </w:tcBorders>
+            <w:tcMar>
+              <w:left w:w="10" w:type="dxa"/>
+              <w:right w:w="10" w:type="dxa"/>
+            </w:tcMar>
+          </w:tcPr>
+          <w:p>
+            <w:r>
+              <w:rPr>
+                <w:b/>
+                <w:bCs/>
+              </w:rPr>
+              <w:t>Entity / Model Classes</w:t>
+            </w:r>
+          </w:p>
+        </w:tc>
+        <w:tc>
+          <w:tcPr>
+            <w:tcW w:w="4770" w:type="dxa"/>
+            <w:tcBorders>
+              <w:bottom w:val="single" w:sz="8" w:space="0" w:color="auto"/>
+              <w:right w:val="single" w:sz="8" w:space="0" w:color="auto"/>
+            </w:tcBorders>
+            <w:tcMar>
+              <w:left w:w="10" w:type="dxa"/>
+              <w:right w:w="10" w:type="dxa"/>
+            </w:tcMar>
+          </w:tcPr>
+          <w:p>
+            <w:r>
+              <w:t>Cài đặt các class Account, Contact, Group, Contact_Group theo Class Diagram cùng các phương thức thao tác dữ liệu tương ứng (OOP).</w:t>
+            </w:r>
+          </w:p>
+        </w:tc>
+      </w:tr>
+      <w:tr>
+        <w:tc>
+          <w:tcPr>
+            <w:tcW w:w="720" w:type="dxa"/>
+            <w:tcBorders>
+              <w:left w:val="single" w:sz="8" w:space="0" w:color="auto"/>
+              <w:bottom w:val="single" w:sz="8" w:space="0" w:color="auto"/>
+              <w:right w:val="single" w:sz="8" w:space="0" w:color="auto"/>
+            </w:tcBorders>
+            <w:tcMar>
+              <w:left w:w="10" w:type="dxa"/>
+              <w:right w:w="10" w:type="dxa"/>
+            </w:tcMar>
+          </w:tcPr>
+          <w:p>
+            <w:pPr>
+              <w:jc w:val="center"/>
+            </w:pPr>
+            <w:r>
+              <w:t>5</w:t>
+            </w:r>
+          </w:p>
+        </w:tc>
+        <w:tc>
+          <w:tcPr>
+            <w:tcW w:w="2160" w:type="dxa"/>
+            <w:tcBorders>
+              <w:bottom w:val="single" w:sz="8" w:space="0" w:color="auto"/>
+              <w:right w:val="single" w:sz="8" w:space="0" w:color="auto"/>
+            </w:tcBorders>
+            <w:tcMar>
+              <w:left w:w="10" w:type="dxa"/>
+              <w:right w:w="10" w:type="dxa"/>
+            </w:tcMar>
+          </w:tcPr>
+          <w:p>
+            <w:r>
+              <w:t>Kim Ding Hoang</w:t>
+            </w:r>
+          </w:p>
+        </w:tc>
+        <w:tc>
+          <w:tcPr>
+            <w:tcW w:w="1530" w:type="dxa"/>
+            <w:tcBorders>
+              <w:bottom w:val="single" w:sz="8" w:space="0" w:color="auto"/>
+              <w:right w:val="single" w:sz="8" w:space="0" w:color="auto"/>
+            </w:tcBorders>
+            <w:tcMar>
+              <w:left w:w="10" w:type="dxa"/>
+              <w:right w:w="10" w:type="dxa"/>
+            </w:tcMar>
+          </w:tcPr>
+          <w:p>
+            <w:pPr>
+              <w:jc w:val="center"/>
+            </w:pPr>
+            <w:r>
+              <w:t>068207009020</w:t>
+            </w:r>
+          </w:p>
+        </w:tc>
+        <w:tc>
+          <w:tcPr>
+            <w:tcW w:w="1710" w:type="dxa"/>
+            <w:tcBorders>
+              <w:bottom w:val="single" w:sz="8" w:space="0" w:color="auto"/>
+              <w:right w:val="single" w:sz="8" w:space="0" w:color="auto"/>
+            </w:tcBorders>
+            <w:tcMar>
+              <w:left w:w="10" w:type="dxa"/>
+              <w:right w:w="10" w:type="dxa"/>
+            </w:tcMar>
+          </w:tcPr>
+          <w:p>
+            <w:r>
+              <w:rPr>
+                <w:b/>
+                <w:bCs/>
+              </w:rPr>
+              <w:t>Console UI &amp; Tích hợp hệ thống</w:t>
+            </w:r>
+          </w:p>
+        </w:tc>
+        <w:tc>
+          <w:tcPr>
+            <w:tcW w:w="4770" w:type="dxa"/>
+            <w:tcBorders>
+              <w:bottom w:val="single" w:sz="8" w:space="0" w:color="auto"/>
+              <w:right w:val="single" w:sz="8" w:space="0" w:color="auto"/>
+            </w:tcBorders>
+            <w:tcMar>
+              <w:left w:w="10" w:type="dxa"/>
+              <w:right w:w="10" w:type="dxa"/>
+            </w:tcMar>
+          </w:tcPr>
+          <w:p>
+            <w:r>
+              <w:t>Xây dựng menu điều hướng console, chức năng tìm kiếm/lọc/sắp xếp, đánh dấu yêu thích; tích hợp toàn bộ các module thành chương trình hoàn chỉnh.</w:t>
+            </w:r>
+          </w:p>
+        </w:tc>
+      </w:tr>
+    </w:tbl>
+    <w:p>
+      <w:pPr>
+        <w:spacing w:before="300"/>
+      </w:pPr>
+      <w:r>
+        <w:t> </w:t>
+      </w:r>
+    </w:p>
+    <w:p>
+      <w:pPr>
+        <w:pStyle w:val="Heading1"/>
+        <w:spacing w:after="100"/>
+        <w:jc w:val="center"/>
+      </w:pPr>
+      <w:r>
+        <w:rPr>
+          <w:b/>
+          <w:bCs/>
+        </w:rPr>
+        <w:t>STAGE 4 – TESTING ASSIGNMENT</w:t>
+      </w:r>
+    </w:p>
+    <w:p>
+      <w:pPr>
+        <w:spacing w:after="250"/>
+        <w:jc w:val="center"/>
+      </w:pPr>
+      <w:r>
+        <w:rPr>
+          <w:b/>
+          <w:bCs/>
+        </w:rPr>
+        <w:t>Project: Phone Book Management System — Group 4</w:t>
+      </w:r>
+    </w:p>
+    <w:tbl>
+      <w:tblPr>
+        <w:tblW w:w="10800" w:type="dxa"/>
+        <w:tblInd w:w="-730" w:type="dxa"/>
+        <w:tblBorders>
+          <w:top w:val="single" w:sz="8" w:space="0" w:color="auto"/>
+          <w:left w:val="single" w:sz="8" w:space="0" w:color="auto"/>
+          <w:bottom w:val="single" w:sz="8" w:space="0" w:color="auto"/>
+          <w:right w:val="single" w:sz="8" w:space="0" w:color="auto"/>
+          <w:insideH w:val="single" w:sz="8" w:space="0" w:color="auto"/>
+          <w:insideV w:val="single" w:sz="8" w:space="0" w:color="auto"/>
+        </w:tblBorders>
+        <w:tblLook w:val="04A0" w:firstRow="1" w:lastRow="0" w:firstColumn="1" w:lastColumn="0" w:noHBand="0" w:noVBand="1"/>
+      </w:tblPr>
+      <w:tblGrid>
+        <w:gridCol w:w="1093"/>
+        <w:gridCol w:w="2215"/>
+        <w:gridCol w:w="1642"/>
+        <w:gridCol w:w="5850"/>
+      </w:tblGrid>
+      <w:tr>
+        <w:tc>
+          <w:tcPr>
+            <w:tcW w:w="1093" w:type="dxa"/>
+            <w:tcBorders>
+              <w:top w:val="single" w:sz="8" w:space="0" w:color="auto"/>
+              <w:left w:val="single" w:sz="8" w:space="0" w:color="auto"/>
+              <w:bottom w:val="single" w:sz="8" w:space="0" w:color="auto"/>
+              <w:right w:val="single" w:sz="8" w:space="0" w:color="auto"/>
+            </w:tcBorders>
+            <w:shd w:val="clear" w:color="auto" w:fill="4472C4"/>
+            <w:tcMar>
+              <w:left w:w="10" w:type="dxa"/>
+              <w:right w:w="10" w:type="dxa"/>
+            </w:tcMar>
+          </w:tcPr>
+          <w:p>
+            <w:pPr>
+              <w:jc w:val="center"/>
+              <w:rPr>
+                <w:color w:val="FFFFFF" w:themeColor="background1"/>
+              </w:rPr>
+            </w:pPr>
+            <w:r>
+              <w:rPr>
+                <w:b/>
+                <w:bCs/>
+                <w:color w:val="FFFFFF" w:themeColor="background1"/>
+              </w:rPr>
+              <w:t>STT</w:t>
+            </w:r>
+          </w:p>
+        </w:tc>
+        <w:tc>
+          <w:tcPr>
+            <w:tcW w:w="2215" w:type="dxa"/>
+            <w:tcBorders>
+              <w:top w:val="single" w:sz="8" w:space="0" w:color="auto"/>
+              <w:bottom w:val="single" w:sz="8" w:space="0" w:color="auto"/>
+              <w:right w:val="single" w:sz="8" w:space="0" w:color="auto"/>
+            </w:tcBorders>
+            <w:shd w:val="clear" w:color="auto" w:fill="4472C4"/>
+            <w:tcMar>
+              <w:left w:w="10" w:type="dxa"/>
+              <w:right w:w="10" w:type="dxa"/>
+            </w:tcMar>
+          </w:tcPr>
+          <w:p>
+            <w:pPr>
+              <w:jc w:val="center"/>
+              <w:rPr>
+                <w:color w:val="FFFFFF" w:themeColor="background1"/>
+              </w:rPr>
+            </w:pPr>
+            <w:r>
+              <w:rPr>
+                <w:b/>
+                <w:bCs/>
+                <w:color w:val="FFFFFF" w:themeColor="background1"/>
+              </w:rPr>
+              <w:t>Full name</w:t>
+            </w:r>
+          </w:p>
+        </w:tc>
+        <w:tc>
+          <w:tcPr>
+            <w:tcW w:w="1642" w:type="dxa"/>
+            <w:tcBorders>
+              <w:top w:val="single" w:sz="8" w:space="0" w:color="auto"/>
+              <w:bottom w:val="single" w:sz="8" w:space="0" w:color="auto"/>
+              <w:right w:val="single" w:sz="8" w:space="0" w:color="auto"/>
+            </w:tcBorders>
+            <w:shd w:val="clear" w:color="auto" w:fill="4472C4"/>
+            <w:tcMar>
+              <w:left w:w="10" w:type="dxa"/>
+              <w:right w:w="10" w:type="dxa"/>
+            </w:tcMar>
+          </w:tcPr>
+          <w:p>
+            <w:pPr>
+              <w:jc w:val="center"/>
+              <w:rPr>
+                <w:color w:val="FFFFFF" w:themeColor="background1"/>
+              </w:rPr>
+            </w:pPr>
+            <w:r>
+              <w:rPr>
+                <w:b/>
+                <w:bCs/>
+                <w:color w:val="FFFFFF" w:themeColor="background1"/>
+              </w:rPr>
+              <w:t>MSSV</w:t>
+            </w:r>
+          </w:p>
+        </w:tc>
+        <w:tc>
+          <w:tcPr>
+            <w:tcW w:w="5850" w:type="dxa"/>
+            <w:tcBorders>
+              <w:top w:val="single" w:sz="8" w:space="0" w:color="auto"/>
+              <w:bottom w:val="single" w:sz="8" w:space="0" w:color="auto"/>
+              <w:right w:val="single" w:sz="8" w:space="0" w:color="auto"/>
+            </w:tcBorders>
+            <w:shd w:val="clear" w:color="auto" w:fill="4472C4"/>
+            <w:tcMar>
+              <w:left w:w="10" w:type="dxa"/>
+              <w:right w:w="10" w:type="dxa"/>
+            </w:tcMar>
+          </w:tcPr>
+          <w:p>
+            <w:pPr>
+              <w:jc w:val="center"/>
+              <w:rPr>
+                <w:color w:val="FFFFFF" w:themeColor="background1"/>
+              </w:rPr>
+            </w:pPr>
+            <w:r>
+              <w:rPr>
+                <w:b/>
+                <w:bCs/>
+                <w:color w:val="FFFFFF" w:themeColor="background1"/>
+              </w:rPr>
+              <w:t>Nhiệm vụ kiểm thử</w:t>
+            </w:r>
+          </w:p>
+        </w:tc>
+      </w:tr>
+      <w:tr>
+        <w:trPr>
+          <w:trHeight w:val="583"/>
+        </w:trPr>
+        <w:tc>
+          <w:tcPr>
+            <w:tcW w:w="1093" w:type="dxa"/>
+            <w:tcBorders>
+              <w:left w:val="single" w:sz="8" w:space="0" w:color="auto"/>
+              <w:bottom w:val="single" w:sz="8" w:space="0" w:color="auto"/>
+              <w:right w:val="single" w:sz="8" w:space="0" w:color="auto"/>
+            </w:tcBorders>
+            <w:tcMar>
+              <w:left w:w="10" w:type="dxa"/>
+              <w:right w:w="10" w:type="dxa"/>
+            </w:tcMar>
+          </w:tcPr>
+          <w:p>
+            <w:pPr>
+              <w:jc w:val="center"/>
+            </w:pPr>
+            <w:r>
+              <w:t>1</w:t>
+            </w:r>
+          </w:p>
+        </w:tc>
+        <w:tc>
+          <w:tcPr>
+            <w:tcW w:w="2215" w:type="dxa"/>
+            <w:tcBorders>
+              <w:bottom w:val="single" w:sz="8" w:space="0" w:color="auto"/>
+              <w:right w:val="single" w:sz="8" w:space="0" w:color="auto"/>
+            </w:tcBorders>
+            <w:tcMar>
+              <w:left w:w="10" w:type="dxa"/>
+              <w:right w:w="10" w:type="dxa"/>
+            </w:tcMar>
+          </w:tcPr>
+          <w:p>
+            <w:r>
+              <w:t>Nguyen Thi Thuy Linh (Team Leader)</w:t>
+            </w:r>
+          </w:p>
+        </w:tc>
+        <w:tc>
+          <w:tcPr>
+            <w:tcW w:w="1642" w:type="dxa"/>
+            <w:tcBorders>
+              <w:bottom w:val="single" w:sz="8" w:space="0" w:color="auto"/>
+              <w:right w:val="single" w:sz="8" w:space="0" w:color="auto"/>
+            </w:tcBorders>
+            <w:tcMar>
+              <w:left w:w="10" w:type="dxa"/>
+              <w:right w:w="10" w:type="dxa"/>
+            </w:tcMar>
+          </w:tcPr>
+          <w:p>
+            <w:pPr>
+              <w:jc w:val="center"/>
+            </w:pPr>
+            <w:r>
+              <w:t>051307007285</w:t>
+            </w:r>
+          </w:p>
+        </w:tc>
+        <w:tc>
+          <w:tcPr>
+            <w:tcW w:w="5850" w:type="dxa"/>
+            <w:tcBorders>
+              <w:bottom w:val="single" w:sz="8" w:space="0" w:color="auto"/>
+              <w:right w:val="single" w:sz="8" w:space="0" w:color="auto"/>
+            </w:tcBorders>
+            <w:tcMar>
+              <w:left w:w="10" w:type="dxa"/>
+              <w:right w:w="10" w:type="dxa"/>
+            </w:tcMar>
+          </w:tcPr>
+          <w:p>
+            <w:r>
+              <w:t>Tổng hợp bug list toàn dự án, theo dõi tiến độ sửa lỗi của các thành viên; thực hiện Integration Testing cho toàn hệ thống.</w:t>
+            </w:r>
+          </w:p>
+        </w:tc>
+      </w:tr>
+      <w:tr>
+        <w:trPr>
+          <w:trHeight w:val="700"/>
+        </w:trPr>
+        <w:tc>
+          <w:tcPr>
+            <w:tcW w:w="1093" w:type="dxa"/>
+            <w:tcBorders>
+              <w:left w:val="single" w:sz="8" w:space="0" w:color="auto"/>
+              <w:bottom w:val="single" w:sz="8" w:space="0" w:color="auto"/>
+              <w:right w:val="single" w:sz="8" w:space="0" w:color="auto"/>
+            </w:tcBorders>
+            <w:tcMar>
+              <w:left w:w="10" w:type="dxa"/>
+              <w:right w:w="10" w:type="dxa"/>
+            </w:tcMar>
+          </w:tcPr>
+          <w:p>
+            <w:pPr>
+              <w:jc w:val="center"/>
+            </w:pPr>
+            <w:r>
+              <w:lastRenderedPageBreak/>
+              <w:t>2</w:t>
+            </w:r>
+          </w:p>
+        </w:tc>
+        <w:tc>
+          <w:tcPr>
+            <w:tcW w:w="2215" w:type="dxa"/>
+            <w:tcBorders>
+              <w:bottom w:val="single" w:sz="8" w:space="0" w:color="auto"/>
+              <w:right w:val="single" w:sz="8" w:space="0" w:color="auto"/>
+            </w:tcBorders>
+            <w:tcMar>
+              <w:left w:w="10" w:type="dxa"/>
+              <w:right w:w="10" w:type="dxa"/>
+            </w:tcMar>
+          </w:tcPr>
+          <w:p>
+            <w:r>
+              <w:t>Quach Phu Sang</w:t>
+            </w:r>
+          </w:p>
+        </w:tc>
+        <w:tc>
+          <w:tcPr>
+            <w:tcW w:w="1642" w:type="dxa"/>
+            <w:tcBorders>
+              <w:bottom w:val="single" w:sz="8" w:space="0" w:color="auto"/>
+              <w:right w:val="single" w:sz="8" w:space="0" w:color="auto"/>
+            </w:tcBorders>
+            <w:tcMar>
+              <w:left w:w="10" w:type="dxa"/>
+              <w:right w:w="10" w:type="dxa"/>
+            </w:tcMar>
+          </w:tcPr>
+          <w:p>
+            <w:pPr>
+              <w:jc w:val="center"/>
+            </w:pPr>
+            <w:r>
+              <w:t>067207005497</w:t>
+            </w:r>
+          </w:p>
+        </w:tc>
+        <w:tc>
+          <w:tcPr>
+            <w:tcW w:w="5850" w:type="dxa"/>
+            <w:tcBorders>
+              <w:bottom w:val="single" w:sz="8" w:space="0" w:color="auto"/>
+              <w:right w:val="single" w:sz="8" w:space="0" w:color="auto"/>
+            </w:tcBorders>
+            <w:tcMar>
+              <w:left w:w="10" w:type="dxa"/>
+              <w:right w:w="10" w:type="dxa"/>
+            </w:tcMar>
+          </w:tcPr>
+          <w:p>
+            <w:r>
+              <w:t>Viết test case và kiểm thử module Account Management (đăng ký, đăng nhập, đổi mật khẩu, đăng xuất).</w:t>
+            </w:r>
+          </w:p>
+        </w:tc>
+      </w:tr>
+      <w:tr>
+        <w:trPr>
+          <w:trHeight w:val="610"/>
+        </w:trPr>
+        <w:tc>
+          <w:tcPr>
+            <w:tcW w:w="1093" w:type="dxa"/>
+            <w:tcBorders>
+              <w:left w:val="single" w:sz="8" w:space="0" w:color="auto"/>
+              <w:bottom w:val="single" w:sz="8" w:space="0" w:color="auto"/>
+              <w:right w:val="single" w:sz="8" w:space="0" w:color="auto"/>
+            </w:tcBorders>
+            <w:tcMar>
+              <w:left w:w="10" w:type="dxa"/>
+              <w:right w:w="10" w:type="dxa"/>
+            </w:tcMar>
+          </w:tcPr>
+          <w:p>
+            <w:pPr>
+              <w:jc w:val="center"/>
+            </w:pPr>
+            <w:r>
+              <w:t>3</w:t>
+            </w:r>
+          </w:p>
+        </w:tc>
+        <w:tc>
+          <w:tcPr>
+            <w:tcW w:w="2215" w:type="dxa"/>
+            <w:tcBorders>
+              <w:bottom w:val="single" w:sz="8" w:space="0" w:color="auto"/>
+              <w:right w:val="single" w:sz="8" w:space="0" w:color="auto"/>
+            </w:tcBorders>
+            <w:tcMar>
+              <w:left w:w="10" w:type="dxa"/>
+              <w:right w:w="10" w:type="dxa"/>
+            </w:tcMar>
+          </w:tcPr>
+          <w:p>
+            <w:r>
+              <w:t>Nguyen Thanh Bao Huy</w:t>
+            </w:r>
+          </w:p>
+        </w:tc>
+        <w:tc>
+          <w:tcPr>
+            <w:tcW w:w="1642" w:type="dxa"/>
+            <w:tcBorders>
+              <w:bottom w:val="single" w:sz="8" w:space="0" w:color="auto"/>
+              <w:right w:val="single" w:sz="8" w:space="0" w:color="auto"/>
+            </w:tcBorders>
+            <w:tcMar>
+              <w:left w:w="10" w:type="dxa"/>
+              <w:right w:w="10" w:type="dxa"/>
+            </w:tcMar>
+          </w:tcPr>
+          <w:p>
+            <w:pPr>
+              <w:jc w:val="center"/>
+            </w:pPr>
+            <w:r>
+              <w:t>058206006986</w:t>
+            </w:r>
+          </w:p>
+        </w:tc>
+        <w:tc>
+          <w:tcPr>
+            <w:tcW w:w="5850" w:type="dxa"/>
+            <w:tcBorders>
+              <w:bottom w:val="single" w:sz="8" w:space="0" w:color="auto"/>
+              <w:right w:val="single" w:sz="8" w:space="0" w:color="auto"/>
+            </w:tcBorders>
+            <w:tcMar>
+              <w:left w:w="10" w:type="dxa"/>
+              <w:right w:w="10" w:type="dxa"/>
+            </w:tcMar>
+          </w:tcPr>
+          <w:p>
+            <w:r>
+              <w:t>Viết test case và kiểm thử module Contact &amp; Group Management (thêm/sửa/xoá liên hệ, quản lý nhóm, các trường hợp trùng lặp dữ liệu).</w:t>
+            </w:r>
+          </w:p>
+        </w:tc>
+      </w:tr>
+      <w:tr>
+        <w:trPr>
+          <w:trHeight w:val="601"/>
+        </w:trPr>
+        <w:tc>
+          <w:tcPr>
+            <w:tcW w:w="1093" w:type="dxa"/>
+            <w:tcBorders>
+              <w:left w:val="single" w:sz="8" w:space="0" w:color="auto"/>
+              <w:bottom w:val="single" w:sz="8" w:space="0" w:color="auto"/>
+              <w:right w:val="single" w:sz="8" w:space="0" w:color="auto"/>
+            </w:tcBorders>
+            <w:tcMar>
+              <w:left w:w="10" w:type="dxa"/>
+              <w:right w:w="10" w:type="dxa"/>
+            </w:tcMar>
+          </w:tcPr>
+          <w:p>
+            <w:pPr>
+              <w:jc w:val="center"/>
+            </w:pPr>
+            <w:r>
+              <w:t>4</w:t>
+            </w:r>
+          </w:p>
+        </w:tc>
+        <w:tc>
+          <w:tcPr>
+            <w:tcW w:w="2215" w:type="dxa"/>
+            <w:tcBorders>
+              <w:bottom w:val="single" w:sz="8" w:space="0" w:color="auto"/>
+              <w:right w:val="single" w:sz="8" w:space="0" w:color="auto"/>
+            </w:tcBorders>
+            <w:tcMar>
+              <w:left w:w="10" w:type="dxa"/>
+              <w:right w:w="10" w:type="dxa"/>
+            </w:tcMar>
+          </w:tcPr>
+          <w:p>
+            <w:r>
+              <w:t>Ngo Thi My Uyen</w:t>
+            </w:r>
+          </w:p>
+        </w:tc>
+        <w:tc>
+          <w:tcPr>
+            <w:tcW w:w="1642" w:type="dxa"/>
+            <w:tcBorders>
+              <w:bottom w:val="single" w:sz="8" w:space="0" w:color="auto"/>
+              <w:right w:val="single" w:sz="8" w:space="0" w:color="auto"/>
+            </w:tcBorders>
+            <w:tcMar>
+              <w:left w:w="10" w:type="dxa"/>
+              <w:right w:w="10" w:type="dxa"/>
+            </w:tcMar>
+          </w:tcPr>
+          <w:p>
+            <w:pPr>
+              <w:jc w:val="center"/>
+            </w:pPr>
+            <w:r>
+              <w:t>075307007784</w:t>
+            </w:r>
+          </w:p>
+        </w:tc>
+        <w:tc>
+          <w:tcPr>
+            <w:tcW w:w="5850" w:type="dxa"/>
+            <w:tcBorders>
+              <w:bottom w:val="single" w:sz="8" w:space="0" w:color="auto"/>
+              <w:right w:val="single" w:sz="8" w:space="0" w:color="auto"/>
+            </w:tcBorders>
+            <w:tcMar>
+              <w:left w:w="10" w:type="dxa"/>
+              <w:right w:w="10" w:type="dxa"/>
+            </w:tcMar>
+          </w:tcPr>
+          <w:p>
+            <w:r>
+              <w:t>Viết test case và kiểm thử các lớp nghiệp vụ (Unit Testing tầng Model/Entity).</w:t>
+            </w:r>
+          </w:p>
+        </w:tc>
+      </w:tr>
+      <w:tr>
+        <w:tc>
+          <w:tcPr>
+            <w:tcW w:w="1093" w:type="dxa"/>
+            <w:tcBorders>
+              <w:left w:val="single" w:sz="8" w:space="0" w:color="auto"/>
+              <w:bottom w:val="single" w:sz="8" w:space="0" w:color="auto"/>
+              <w:right w:val="single" w:sz="8" w:space="0" w:color="auto"/>
+            </w:tcBorders>
+            <w:tcMar>
+              <w:left w:w="10" w:type="dxa"/>
+              <w:right w:w="10" w:type="dxa"/>
+            </w:tcMar>
+          </w:tcPr>
+          <w:p>
+            <w:pPr>
+              <w:jc w:val="center"/>
+            </w:pPr>
+            <w:r>
+              <w:t>5</w:t>
+            </w:r>
+          </w:p>
+        </w:tc>
+        <w:tc>
+          <w:tcPr>
+            <w:tcW w:w="2215" w:type="dxa"/>
+            <w:tcBorders>
+              <w:bottom w:val="single" w:sz="8" w:space="0" w:color="auto"/>
+              <w:right w:val="single" w:sz="8" w:space="0" w:color="auto"/>
+            </w:tcBorders>
+            <w:tcMar>
+              <w:left w:w="10" w:type="dxa"/>
+              <w:right w:w="10" w:type="dxa"/>
+            </w:tcMar>
+          </w:tcPr>
+          <w:p>
+            <w:r>
+              <w:t>Kim Ding Hoang</w:t>
+            </w:r>
+          </w:p>
+        </w:tc>
+        <w:tc>
+          <w:tcPr>
+            <w:tcW w:w="1642" w:type="dxa"/>
+            <w:tcBorders>
+              <w:bottom w:val="single" w:sz="8" w:space="0" w:color="auto"/>
+              <w:right w:val="single" w:sz="8" w:space="0" w:color="auto"/>
+            </w:tcBorders>
+            <w:tcMar>
+              <w:left w:w="10" w:type="dxa"/>
+              <w:right w:w="10" w:type="dxa"/>
+            </w:tcMar>
+          </w:tcPr>
+          <w:p>
+            <w:pPr>
+              <w:jc w:val="center"/>
+            </w:pPr>
+            <w:r>
+              <w:t>068207009020</w:t>
+            </w:r>
+          </w:p>
+        </w:tc>
+        <w:tc>
+          <w:tcPr>
+            <w:tcW w:w="5850" w:type="dxa"/>
+            <w:tcBorders>
+              <w:bottom w:val="single" w:sz="8" w:space="0" w:color="auto"/>
+              <w:right w:val="single" w:sz="8" w:space="0" w:color="auto"/>
+            </w:tcBorders>
+            <w:tcMar>
+              <w:left w:w="10" w:type="dxa"/>
+              <w:right w:w="10" w:type="dxa"/>
+            </w:tcMar>
+          </w:tcPr>
+          <w:p>
+            <w:r>
+              <w:t>Viết test case và kiểm thử giao diện console, luồng tìm kiếm/lọc/yêu thích; kiểm thử End-to-End theo kịch bản người dùng thực tế.</w:t>
+            </w:r>
+          </w:p>
+        </w:tc>
+      </w:tr>
+    </w:tbl>
+    <w:p>
+      <w:pPr>
+        <w:spacing w:before="200"/>
+      </w:pPr>
+      <w:r>
+        <w:t> </w:t>
+      </w:r>
+    </w:p>
+    <w:p>
+      <w:r>
+        <w:rPr>
+          <w:b/>
+          <w:bCs/>
+        </w:rPr>
+        <w:t xml:space="preserve">Ghi chú: </w:t>
+      </w:r>
+      <w:r>
+        <w:t>Sau khi hoàn thành module của mình, mỗi thành viên nên kiểm thử chéo (cross-test) module của một bạn khác trước khi tích hợp, nhằm đảm bảo tính khách quan. Test case được lập bằng Excel, bug được ghi nhận theo mẫu: Bug ID – Module – Mô tả lỗi – Mức độ nghiêm trọng – Người phụ trách sửa – Trạng thái.</w:t>
       </w:r>
     </w:p>
     <w:sectPr>

--- a/JOB ROSTER.docx
+++ b/JOB ROSTER.docx
@@ -845,10 +845,15 @@
     <w:p/>
     <w:p/>
     <w:p>
+      <w:pPr>
+        <w:jc w:val="center"/>
+      </w:pPr>
       <w:r>
         <w:rPr>
+          <w:rFonts w:ascii="Times New Roman" w:hAnsi="Times New Roman" w:eastAsia="Times New Roman" w:cs="Times New Roman"/>
           <w:b/>
           <w:bCs/>
+          <w:color w:val="0B77A0" w:themeColor="accent4" w:themeShade="BF"/>
           <w:sz w:val="32"/>
           <w:szCs w:val="32"/>
         </w:rPr>
